--- a/Report.docx
+++ b/Report.docx
@@ -31,41 +31,122 @@
     <w:p>
       <w:pPr>
         <w:jc w:val="center"/>
-      </w:pPr>
-      <w:r>
-        <w:t>COMP3334 Secure Programming</w:t>
-      </w:r>
-    </w:p>
-    <w:p/>
-    <w:p>
-      <w:pPr>
-        <w:pStyle w:val="Heading2"/>
-        <w:spacing w:before="360"/>
-      </w:pPr>
-      <w:r>
-        <w:t>Team Information:</w:t>
-      </w:r>
-    </w:p>
-    <w:p>
-      <w:pPr>
-        <w:pStyle w:val="ListParagraph"/>
-        <w:numPr>
-          <w:ilvl w:val="0"/>
-          <w:numId w:val="17"/>
-        </w:numPr>
-      </w:pPr>
-      <w:r>
-        <w:t>Urynbassarov Yerassyl – 23097768D</w:t>
-      </w:r>
-    </w:p>
-    <w:p>
-      <w:pPr>
-        <w:pStyle w:val="ListParagraph"/>
-        <w:numPr>
-          <w:ilvl w:val="0"/>
-          <w:numId w:val="17"/>
-        </w:numPr>
-      </w:pPr>
+        <w:rPr>
+          <w:sz w:val="32"/>
+          <w:szCs w:val="32"/>
+        </w:rPr>
+      </w:pPr>
+      <w:r>
+        <w:rPr>
+          <w:sz w:val="32"/>
+          <w:szCs w:val="32"/>
+        </w:rPr>
+        <w:t>COMP3334</w:t>
+      </w:r>
+      <w:r>
+        <w:rPr>
+          <w:sz w:val="32"/>
+          <w:szCs w:val="32"/>
+        </w:rPr>
+        <w:t xml:space="preserve"> – Project</w:t>
+      </w:r>
+    </w:p>
+    <w:p>
+      <w:pPr>
+        <w:jc w:val="center"/>
+        <w:rPr>
+          <w:b/>
+          <w:bCs/>
+          <w:sz w:val="32"/>
+          <w:szCs w:val="32"/>
+        </w:rPr>
+      </w:pPr>
+      <w:r>
+        <w:rPr>
+          <w:b/>
+          <w:bCs/>
+          <w:sz w:val="32"/>
+          <w:szCs w:val="32"/>
+        </w:rPr>
+        <w:t>Team</w:t>
+      </w:r>
+      <w:r>
+        <w:rPr>
+          <w:b/>
+          <w:bCs/>
+          <w:sz w:val="32"/>
+          <w:szCs w:val="32"/>
+        </w:rPr>
+        <w:t>:</w:t>
+      </w:r>
+    </w:p>
+    <w:p>
+      <w:pPr>
+        <w:jc w:val="center"/>
+      </w:pPr>
+      <w:r>
+        <w:t>Urynbassarov Yerassyl</w:t>
+      </w:r>
+      <w:r>
+        <w:t xml:space="preserve">, </w:t>
+      </w:r>
+      <w:r>
+        <w:t>23097768D</w:t>
+      </w:r>
+    </w:p>
+    <w:p>
+      <w:pPr>
+        <w:jc w:val="center"/>
+      </w:pPr>
+      <w:r>
+        <w:t xml:space="preserve">Johannes Christian </w:t>
+      </w:r>
+      <w:proofErr w:type="spellStart"/>
+      <w:r>
+        <w:t>Koeleman</w:t>
+      </w:r>
+      <w:proofErr w:type="spellEnd"/>
+      <w:r>
+        <w:t xml:space="preserve">, </w:t>
+      </w:r>
+      <w:r>
+        <w:t>23104049d</w:t>
+      </w:r>
+    </w:p>
+    <w:p>
+      <w:pPr>
+        <w:jc w:val="center"/>
+      </w:pPr>
+      <w:proofErr w:type="spellStart"/>
+      <w:r>
+        <w:t>Chekanov</w:t>
+      </w:r>
+      <w:proofErr w:type="spellEnd"/>
+      <w:r>
+        <w:t xml:space="preserve"> </w:t>
+      </w:r>
+      <w:proofErr w:type="spellStart"/>
+      <w:r>
+        <w:t>Trofim</w:t>
+      </w:r>
+      <w:proofErr w:type="spellEnd"/>
+      <w:r>
+        <w:t>, 23101903d</w:t>
+      </w:r>
+    </w:p>
+    <w:p>
+      <w:pPr>
+        <w:jc w:val="center"/>
+      </w:pPr>
+      <w:r>
+        <w:t>Matthew Riley Raymundo</w:t>
+      </w:r>
+      <w:r>
+        <w:t xml:space="preserve">, </w:t>
+      </w:r>
+      <w:r>
+        <w:t>23102891D</w:t>
+      </w:r>
     </w:p>
     <w:p>
       <w:r>
@@ -83,13 +164,7 @@
     </w:p>
     <w:p>
       <w:r>
-        <w:t>Secure-IM-E2EE is a complete implementation of end-to-end encrypted 1:1 messaging with authenticated user communication. The system uses elliptic curve Diffie-Hellman (ECDH) on P-256 for key agreement, HKDF-SHA256 for key derivation, and AES-256-G</w:t>
-      </w:r>
-      <w:r>
-        <w:t>CM for authenticated encryption. All cryptographic operations occur on the client side, ensuring the server cannot decrypt message content. Additional security mechanisms include TOTP-based two-factor authentication, counter-based replay protection with 50</w:t>
-      </w:r>
-      <w:r>
-        <w:t>-message out-of-order tolerance, key change detection, offline message delivery queue, and rate limiting. All 31+ functional and security requirements have been fully implemented and rigorously tested.</w:t>
+        <w:t>Secure-IM-E2EE is a complete implementation of end-to-end encrypted 1:1 messaging with authenticated user communication. The system uses elliptic curve Diffie-Hellman (ECDH) on P-256 for key agreement, HKDF-SHA256 for key derivation, and AES-256-GCM for authenticated encryption. All cryptographic operations occur on the client side, ensuring the server cannot decrypt message content. Additional security mechanisms include TOTP-based two-factor authentication, counter-based replay protection with 50-message out-of-order tolerance, key change detection, offline message delivery queue, and rate limiting. All 31+ functional and security requirements have been fully implemented and rigorously tested.</w:t>
       </w:r>
     </w:p>
     <w:p/>
@@ -111,10 +186,7 @@
     </w:p>
     <w:p>
       <w:r>
-        <w:t>This project dem</w:t>
-      </w:r>
-      <w:r>
-        <w:t>onstrates secure messaging system design that balances three critical requirements:</w:t>
+        <w:t>This project demonstrates secure messaging system design that balances three critical requirements:</w:t>
       </w:r>
     </w:p>
     <w:p>
@@ -138,10 +210,7 @@
         <w:pStyle w:val="ListBullet"/>
       </w:pPr>
       <w:r>
-        <w:t xml:space="preserve">Availability: Offline message queue ensures delivery when </w:t>
-      </w:r>
-      <w:r>
-        <w:t>recipients come online</w:t>
+        <w:t>Availability: Offline message queue ensures delivery when recipients come online</w:t>
       </w:r>
     </w:p>
     <w:p>
@@ -170,10 +239,15 @@
         <w:pStyle w:val="ListBullet"/>
       </w:pPr>
       <w:r>
-        <w:t>API Layer: FastAPI server routes encrypted messa</w:t>
-      </w:r>
-      <w:r>
-        <w:t>ges, manages sessions, enforces policy</w:t>
+        <w:t xml:space="preserve">API Layer: </w:t>
+      </w:r>
+      <w:proofErr w:type="spellStart"/>
+      <w:r>
+        <w:t>FastAPI</w:t>
+      </w:r>
+      <w:proofErr w:type="spellEnd"/>
+      <w:r>
+        <w:t xml:space="preserve"> server routes encrypted messages, manages sessions, enforces policy</w:t>
       </w:r>
     </w:p>
     <w:p>
@@ -216,11 +290,13 @@
         </w:rPr>
         <w:t xml:space="preserve">Authentication: </w:t>
       </w:r>
-      <w:r>
-        <w:t>Bcrypt password</w:t>
-      </w:r>
-      <w:r>
-        <w:t xml:space="preserve"> hashing + TOTP two-factor authentication</w:t>
+      <w:proofErr w:type="spellStart"/>
+      <w:r>
+        <w:t>Bcrypt</w:t>
+      </w:r>
+      <w:proofErr w:type="spellEnd"/>
+      <w:r>
+        <w:t xml:space="preserve"> password hashing + TOTP two-factor authentication</w:t>
       </w:r>
     </w:p>
     <w:p>
@@ -262,10 +338,7 @@
         <w:t xml:space="preserve">Anti-Spam: </w:t>
       </w:r>
       <w:r>
-        <w:t>Friendship requirement + 10 requests/minute ra</w:t>
-      </w:r>
-      <w:r>
-        <w:t>te limiting</w:t>
+        <w:t>Friendship requirement + 10 requests/minute rate limiting</w:t>
       </w:r>
     </w:p>
     <w:p>
@@ -314,10 +387,7 @@
         <w:pStyle w:val="ListBullet"/>
       </w:pPr>
       <w:r>
-        <w:t xml:space="preserve">Correctly executes all protocols </w:t>
-      </w:r>
-      <w:r>
-        <w:t>without intentional errors</w:t>
+        <w:t>Correctly executes all protocols without intentional errors</w:t>
       </w:r>
     </w:p>
     <w:p>
@@ -363,10 +433,7 @@
         <w:t xml:space="preserve">Network Attackers: </w:t>
       </w:r>
       <w:r>
-        <w:t xml:space="preserve">Can observe, intercept, and </w:t>
-      </w:r>
-      <w:r>
-        <w:t>modify network traffic</w:t>
+        <w:t>Can observe, intercept, and modify network traffic</w:t>
       </w:r>
     </w:p>
     <w:p>
@@ -407,10 +474,7 @@
     </w:p>
     <w:p>
       <w:r>
-        <w:t xml:space="preserve">Valid </w:t>
-      </w:r>
-      <w:r>
-        <w:t>Assumptions:</w:t>
+        <w:t>Valid Assumptions:</w:t>
       </w:r>
     </w:p>
     <w:p>
@@ -426,7 +490,15 @@
         <w:pStyle w:val="ListBullet2"/>
       </w:pPr>
       <w:r>
-        <w:t>Client device is trusted; private keys in localStorage are not compromised</w:t>
+        <w:t xml:space="preserve">Client device is trusted; private keys in </w:t>
+      </w:r>
+      <w:proofErr w:type="spellStart"/>
+      <w:r>
+        <w:t>localStorage</w:t>
+      </w:r>
+      <w:proofErr w:type="spellEnd"/>
+      <w:r>
+        <w:t xml:space="preserve"> are not compromised</w:t>
       </w:r>
     </w:p>
     <w:p>
@@ -448,10 +520,7 @@
         <w:pStyle w:val="ListBullet2"/>
       </w:pPr>
       <w:r>
-        <w:t>Compromise of client device or private key extra</w:t>
-      </w:r>
-      <w:r>
-        <w:t>ction</w:t>
+        <w:t>Compromise of client device or private key extraction</w:t>
       </w:r>
     </w:p>
     <w:p>
@@ -505,10 +574,7 @@
       </w:pPr>
       <w:r>
         <w:lastRenderedPageBreak/>
-        <w:t>3. Ar</w:t>
-      </w:r>
-      <w:r>
-        <w:t>chitecture &amp; Data Flow</w:t>
+        <w:t>3. Architecture &amp; Data Flow</w:t>
       </w:r>
     </w:p>
     <w:p>
@@ -532,8 +598,13 @@
         <w:pStyle w:val="ListBullet"/>
       </w:pPr>
       <w:r>
-        <w:t>ECDH P-256 keypair generation and storage in localStorage</w:t>
-      </w:r>
+        <w:t xml:space="preserve">ECDH P-256 keypair generation and storage in </w:t>
+      </w:r>
+      <w:proofErr w:type="spellStart"/>
+      <w:r>
+        <w:t>localStorage</w:t>
+      </w:r>
+      <w:proofErr w:type="spellEnd"/>
     </w:p>
     <w:p>
       <w:pPr>
@@ -556,10 +627,7 @@
         <w:pStyle w:val="ListBullet"/>
       </w:pPr>
       <w:r>
-        <w:t xml:space="preserve">User interface for </w:t>
-      </w:r>
-      <w:r>
-        <w:t>registration, authentication, messaging</w:t>
+        <w:t>User interface for registration, authentication, messaging</w:t>
       </w:r>
     </w:p>
     <w:p>
@@ -567,7 +635,15 @@
         <w:pStyle w:val="Heading3"/>
       </w:pPr>
       <w:r>
-        <w:t>API Layer (FastAPI)</w:t>
+        <w:t>API Layer (</w:t>
+      </w:r>
+      <w:proofErr w:type="spellStart"/>
+      <w:r>
+        <w:t>FastAPI</w:t>
+      </w:r>
+      <w:proofErr w:type="spellEnd"/>
+      <w:r>
+        <w:t>)</w:t>
       </w:r>
     </w:p>
     <w:p>
@@ -607,10 +683,7 @@
         <w:pStyle w:val="ListBullet"/>
       </w:pPr>
       <w:r>
-        <w:t>Rate l</w:t>
-      </w:r>
-      <w:r>
-        <w:t>imiting and anti-spam policy enforcement</w:t>
+        <w:t>Rate limiting and anti-spam policy enforcement</w:t>
       </w:r>
     </w:p>
     <w:p>
@@ -626,7 +699,15 @@
         <w:pStyle w:val="ListBullet"/>
       </w:pPr>
       <w:r>
-        <w:t>User accounts (username, email, bcrypt password hash)</w:t>
+        <w:t xml:space="preserve">User accounts (username, email, </w:t>
+      </w:r>
+      <w:proofErr w:type="spellStart"/>
+      <w:r>
+        <w:t>bcrypt</w:t>
+      </w:r>
+      <w:proofErr w:type="spellEnd"/>
+      <w:r>
+        <w:t xml:space="preserve"> password hash)</w:t>
       </w:r>
     </w:p>
     <w:p>
@@ -634,7 +715,15 @@
         <w:pStyle w:val="ListBullet"/>
       </w:pPr>
       <w:r>
-        <w:t>Session tokens (random 32-byte token, user_id, expiry)</w:t>
+        <w:t xml:space="preserve">Session tokens (random 32-byte token, </w:t>
+      </w:r>
+      <w:proofErr w:type="spellStart"/>
+      <w:r>
+        <w:t>user_id</w:t>
+      </w:r>
+      <w:proofErr w:type="spellEnd"/>
+      <w:r>
+        <w:t>, expiry)</w:t>
       </w:r>
     </w:p>
     <w:p>
@@ -642,7 +731,15 @@
         <w:pStyle w:val="ListBullet"/>
       </w:pPr>
       <w:r>
-        <w:t>User public keys (ECDH public key, key_changed flag)</w:t>
+        <w:t xml:space="preserve">User public keys (ECDH public key, </w:t>
+      </w:r>
+      <w:proofErr w:type="spellStart"/>
+      <w:r>
+        <w:t>key_changed</w:t>
+      </w:r>
+      <w:proofErr w:type="spellEnd"/>
+      <w:r>
+        <w:t xml:space="preserve"> flag)</w:t>
       </w:r>
     </w:p>
     <w:p>
@@ -650,10 +747,23 @@
         <w:pStyle w:val="ListBullet"/>
       </w:pPr>
       <w:r>
-        <w:t>Messages (ciphertext, IV, cou</w:t>
-      </w:r>
-      <w:r>
-        <w:t>nter, sender_id, receiver_id, status)</w:t>
+        <w:t xml:space="preserve">Messages (ciphertext, IV, counter, </w:t>
+      </w:r>
+      <w:proofErr w:type="spellStart"/>
+      <w:r>
+        <w:t>sender_id</w:t>
+      </w:r>
+      <w:proofErr w:type="spellEnd"/>
+      <w:r>
+        <w:t xml:space="preserve">, </w:t>
+      </w:r>
+      <w:proofErr w:type="spellStart"/>
+      <w:r>
+        <w:t>receiver_id</w:t>
+      </w:r>
+      <w:proofErr w:type="spellEnd"/>
+      <w:r>
+        <w:t>, status)</w:t>
       </w:r>
     </w:p>
     <w:p>
@@ -693,7 +803,28 @@
         <w:pStyle w:val="ListNumber"/>
       </w:pPr>
       <w:r>
-        <w:t>Client derives encryption key from ECDH(own_private_key, peer_public_key)</w:t>
+        <w:t xml:space="preserve">Client derives encryption key from </w:t>
+      </w:r>
+      <w:proofErr w:type="gramStart"/>
+      <w:r>
+        <w:t>ECDH(</w:t>
+      </w:r>
+      <w:proofErr w:type="spellStart"/>
+      <w:proofErr w:type="gramEnd"/>
+      <w:r>
+        <w:t>own_private_key</w:t>
+      </w:r>
+      <w:proofErr w:type="spellEnd"/>
+      <w:r>
+        <w:t xml:space="preserve">, </w:t>
+      </w:r>
+      <w:proofErr w:type="spellStart"/>
+      <w:r>
+        <w:t>peer_public_key</w:t>
+      </w:r>
+      <w:proofErr w:type="spellEnd"/>
+      <w:r>
+        <w:t>)</w:t>
       </w:r>
     </w:p>
     <w:p>
@@ -701,10 +832,15 @@
         <w:pStyle w:val="ListNumber"/>
       </w:pPr>
       <w:r>
-        <w:t>Client ap</w:t>
-      </w:r>
-      <w:r>
-        <w:t>plies HKDF-SHA256 with context = SHA256(sorted([sender, receiver]))</w:t>
+        <w:t>Client applies HKDF-SHA256 with context = SHA256(</w:t>
+      </w:r>
+      <w:proofErr w:type="gramStart"/>
+      <w:r>
+        <w:t>sorted(</w:t>
+      </w:r>
+      <w:proofErr w:type="gramEnd"/>
+      <w:r>
+        <w:t>[sender, receiver]))</w:t>
       </w:r>
     </w:p>
     <w:p>
@@ -728,7 +864,15 @@
         <w:pStyle w:val="ListNumber"/>
       </w:pPr>
       <w:r>
-        <w:t>Client constructs AAD = [sender, receiver, counter, ttl_seconds]</w:t>
+        <w:t xml:space="preserve">Client constructs AAD = [sender, receiver, counter, </w:t>
+      </w:r>
+      <w:proofErr w:type="spellStart"/>
+      <w:r>
+        <w:t>ttl_seconds</w:t>
+      </w:r>
+      <w:proofErr w:type="spellEnd"/>
+      <w:r>
+        <w:t>]</w:t>
       </w:r>
     </w:p>
     <w:p>
@@ -736,10 +880,15 @@
         <w:pStyle w:val="ListNumber"/>
       </w:pPr>
       <w:r>
-        <w:t>Client encrypts via A</w:t>
-      </w:r>
-      <w:r>
-        <w:t>ES-256-GCM(key, IV, plaintext, AAD)</w:t>
+        <w:t>Client encrypts via AES-256-</w:t>
+      </w:r>
+      <w:proofErr w:type="gramStart"/>
+      <w:r>
+        <w:t>GCM(</w:t>
+      </w:r>
+      <w:proofErr w:type="gramEnd"/>
+      <w:r>
+        <w:t>key, IV, plaintext, AAD)</w:t>
       </w:r>
     </w:p>
     <w:p>
@@ -747,7 +896,15 @@
         <w:pStyle w:val="ListNumber"/>
       </w:pPr>
       <w:r>
-        <w:t>Client sends {ciphertext, IV, counter, ttl_seconds} to server</w:t>
+        <w:t xml:space="preserve">Client sends {ciphertext, IV, counter, </w:t>
+      </w:r>
+      <w:proofErr w:type="spellStart"/>
+      <w:r>
+        <w:t>ttl_seconds</w:t>
+      </w:r>
+      <w:proofErr w:type="spellEnd"/>
+      <w:r>
+        <w:t>} to server</w:t>
       </w:r>
     </w:p>
     <w:p>
@@ -771,11 +928,13 @@
         <w:pStyle w:val="ListNumber"/>
       </w:pPr>
       <w:r>
-        <w:t>Server validates counter &gt; previous_maximum_count</w:t>
-      </w:r>
-      <w:r>
-        <w:t>er</w:t>
-      </w:r>
+        <w:t xml:space="preserve">Server validates counter &gt; </w:t>
+      </w:r>
+      <w:proofErr w:type="spellStart"/>
+      <w:r>
+        <w:t>previous_maximum_counter</w:t>
+      </w:r>
+      <w:proofErr w:type="spellEnd"/>
     </w:p>
     <w:p>
       <w:pPr>
@@ -818,10 +977,23 @@
         <w:pStyle w:val="ListNumber"/>
       </w:pPr>
       <w:r>
-        <w:t>S</w:t>
-      </w:r>
-      <w:r>
-        <w:t>erver queries Message table WHERE receiver_id = current_user AND status = "SENT"</w:t>
+        <w:t xml:space="preserve">Server queries Message table WHERE </w:t>
+      </w:r>
+      <w:proofErr w:type="spellStart"/>
+      <w:r>
+        <w:t>receiver_id</w:t>
+      </w:r>
+      <w:proofErr w:type="spellEnd"/>
+      <w:r>
+        <w:t xml:space="preserve"> = </w:t>
+      </w:r>
+      <w:proofErr w:type="spellStart"/>
+      <w:r>
+        <w:t>current_user</w:t>
+      </w:r>
+      <w:proofErr w:type="spellEnd"/>
+      <w:r>
+        <w:t xml:space="preserve"> AND status = "SENT"</w:t>
       </w:r>
     </w:p>
     <w:p>
@@ -829,10 +1001,7 @@
         <w:pStyle w:val="ListNumber"/>
       </w:pPr>
       <w:r>
-        <w:t xml:space="preserve">Server </w:t>
-      </w:r>
-      <w:r>
-        <w:t>returns array of encrypted messages</w:t>
+        <w:t>Server returns array of encrypted messages</w:t>
       </w:r>
     </w:p>
     <w:p>
@@ -840,7 +1009,28 @@
         <w:pStyle w:val="ListNumber"/>
       </w:pPr>
       <w:r>
-        <w:t>Client derives encryption key from ECDH(own_private_key, sender_public_key)</w:t>
+        <w:t xml:space="preserve">Client derives encryption key from </w:t>
+      </w:r>
+      <w:proofErr w:type="gramStart"/>
+      <w:r>
+        <w:t>ECDH(</w:t>
+      </w:r>
+      <w:proofErr w:type="spellStart"/>
+      <w:proofErr w:type="gramEnd"/>
+      <w:r>
+        <w:t>own_private_key</w:t>
+      </w:r>
+      <w:proofErr w:type="spellEnd"/>
+      <w:r>
+        <w:t xml:space="preserve">, </w:t>
+      </w:r>
+      <w:proofErr w:type="spellStart"/>
+      <w:r>
+        <w:t>sender_public_key</w:t>
+      </w:r>
+      <w:proofErr w:type="spellEnd"/>
+      <w:r>
+        <w:t>)</w:t>
       </w:r>
     </w:p>
     <w:p>
@@ -857,7 +1047,15 @@
       </w:pPr>
       <w:r>
         <w:lastRenderedPageBreak/>
-        <w:t>Client reconstructs AAD = [sender, receiver, counter, ttl_seconds]</w:t>
+        <w:t xml:space="preserve">Client reconstructs AAD = [sender, receiver, counter, </w:t>
+      </w:r>
+      <w:proofErr w:type="spellStart"/>
+      <w:r>
+        <w:t>ttl_seconds</w:t>
+      </w:r>
+      <w:proofErr w:type="spellEnd"/>
+      <w:r>
+        <w:t>]</w:t>
       </w:r>
     </w:p>
     <w:p>
@@ -865,10 +1063,7 @@
         <w:pStyle w:val="ListNumber"/>
       </w:pPr>
       <w:r>
-        <w:t>Client calls AES-256-GCM.decrypt</w:t>
-      </w:r>
-      <w:r>
-        <w:t>(key, IV, ciphertext, AAD)</w:t>
+        <w:t>Client calls AES-256-GCM.decrypt(key, IV, ciphertext, AAD)</w:t>
       </w:r>
     </w:p>
     <w:p>
@@ -892,18 +1087,20 @@
         <w:pStyle w:val="ListNumber"/>
       </w:pPr>
       <w:r>
-        <w:t>Client validates counter &gt; max_counter_seen_for_conversation</w:t>
-      </w:r>
+        <w:t xml:space="preserve">Client validates counter &gt; </w:t>
+      </w:r>
+      <w:proofErr w:type="spellStart"/>
+      <w:r>
+        <w:t>max_counter_seen_for_conversation</w:t>
+      </w:r>
+      <w:proofErr w:type="spellEnd"/>
     </w:p>
     <w:p>
       <w:pPr>
         <w:pStyle w:val="ListNumber"/>
       </w:pPr>
       <w:r>
-        <w:t>If counter check fails: message rejected with coun</w:t>
-      </w:r>
-      <w:r>
-        <w:t>ter too old error</w:t>
+        <w:t>If counter check fails: message rejected with counter too old error</w:t>
       </w:r>
     </w:p>
     <w:p>
@@ -938,10 +1135,23 @@
     </w:p>
     <w:p>
       <w:r>
-        <w:t>Each user generates an ECDH keypair (user_private_key, user_public_key) during registration. The public key is uploaded to the server and cached</w:t>
-      </w:r>
-      <w:r>
-        <w:t xml:space="preserve"> by contacts. When two users communicate, they independently compute:</w:t>
+        <w:t>Each user generates an ECDH keypair (</w:t>
+      </w:r>
+      <w:proofErr w:type="spellStart"/>
+      <w:r>
+        <w:t>user_private_key</w:t>
+      </w:r>
+      <w:proofErr w:type="spellEnd"/>
+      <w:r>
+        <w:t xml:space="preserve">, </w:t>
+      </w:r>
+      <w:proofErr w:type="spellStart"/>
+      <w:r>
+        <w:t>user_public_key</w:t>
+      </w:r>
+      <w:proofErr w:type="spellEnd"/>
+      <w:r>
+        <w:t>) during registration. The public key is uploaded to the server and cached by contacts. When two users communicate, they independently compute:</w:t>
       </w:r>
     </w:p>
     <w:p/>
@@ -949,54 +1159,110 @@
       <w:pPr>
         <w:ind w:left="720"/>
       </w:pPr>
+      <w:proofErr w:type="spellStart"/>
       <w:r>
         <w:rPr>
           <w:rFonts w:ascii="Courier New" w:hAnsi="Courier New"/>
           <w:sz w:val="20"/>
         </w:rPr>
-        <w:t>shared_secret = ECDH(own_private_key, peer_public_key)</w:t>
-      </w:r>
-    </w:p>
-    <w:p/>
-    <w:p>
-      <w:r>
-        <w:t>Due to the mathematical properties of ECDH, both parties independently derive the same shared secret without explicit key exchang</w:t>
-      </w:r>
-      <w:r>
-        <w:t>e. The shared secret is computed locally and never transmitted.</w:t>
-      </w:r>
-    </w:p>
-    <w:p>
-      <w:pPr>
-        <w:pStyle w:val="Heading2"/>
-      </w:pPr>
-      <w:r>
-        <w:t>4.2 Key Derivation (HKDF-SHA256)</w:t>
-      </w:r>
-    </w:p>
-    <w:p>
-      <w:r>
-        <w:t>The 256-bit shared secret is input to HKDF-SHA256 with domain separation context to derive the conversation-specific encryption key:</w:t>
-      </w:r>
-    </w:p>
-    <w:p/>
-    <w:p>
-      <w:pPr>
-        <w:ind w:left="720"/>
-      </w:pPr>
+        <w:t>shared_secret</w:t>
+      </w:r>
+      <w:proofErr w:type="spellEnd"/>
       <w:r>
         <w:rPr>
           <w:rFonts w:ascii="Courier New" w:hAnsi="Courier New"/>
           <w:sz w:val="20"/>
         </w:rPr>
-        <w:t>context ← SHA256(sorted([</w:t>
-      </w:r>
+        <w:t xml:space="preserve"> = </w:t>
+      </w:r>
+      <w:proofErr w:type="gramStart"/>
       <w:r>
         <w:rPr>
           <w:rFonts w:ascii="Courier New" w:hAnsi="Courier New"/>
           <w:sz w:val="20"/>
         </w:rPr>
-        <w:t>sender, receiver]))</w:t>
+        <w:t>ECDH(</w:t>
+      </w:r>
+      <w:proofErr w:type="spellStart"/>
+      <w:proofErr w:type="gramEnd"/>
+      <w:r>
+        <w:rPr>
+          <w:rFonts w:ascii="Courier New" w:hAnsi="Courier New"/>
+          <w:sz w:val="20"/>
+        </w:rPr>
+        <w:t>own_private_key</w:t>
+      </w:r>
+      <w:proofErr w:type="spellEnd"/>
+      <w:r>
+        <w:rPr>
+          <w:rFonts w:ascii="Courier New" w:hAnsi="Courier New"/>
+          <w:sz w:val="20"/>
+        </w:rPr>
+        <w:t xml:space="preserve">, </w:t>
+      </w:r>
+      <w:proofErr w:type="spellStart"/>
+      <w:r>
+        <w:rPr>
+          <w:rFonts w:ascii="Courier New" w:hAnsi="Courier New"/>
+          <w:sz w:val="20"/>
+        </w:rPr>
+        <w:t>peer_public_key</w:t>
+      </w:r>
+      <w:proofErr w:type="spellEnd"/>
+      <w:r>
+        <w:rPr>
+          <w:rFonts w:ascii="Courier New" w:hAnsi="Courier New"/>
+          <w:sz w:val="20"/>
+        </w:rPr>
+        <w:t>)</w:t>
+      </w:r>
+    </w:p>
+    <w:p/>
+    <w:p>
+      <w:r>
+        <w:t>Due to the mathematical properties of ECDH, both parties independently derive the same shared secret without explicit key exchange. The shared secret is computed locally and never transmitted.</w:t>
+      </w:r>
+    </w:p>
+    <w:p>
+      <w:pPr>
+        <w:pStyle w:val="Heading2"/>
+      </w:pPr>
+      <w:r>
+        <w:t>4.2 Key Derivation (HKDF-SHA256)</w:t>
+      </w:r>
+    </w:p>
+    <w:p>
+      <w:r>
+        <w:t>The 256-bit shared secret is input to HKDF-SHA256 with domain separation context to derive the conversation-specific encryption key:</w:t>
+      </w:r>
+    </w:p>
+    <w:p/>
+    <w:p>
+      <w:pPr>
+        <w:ind w:left="720"/>
+      </w:pPr>
+      <w:r>
+        <w:rPr>
+          <w:rFonts w:ascii="Courier New" w:hAnsi="Courier New"/>
+          <w:sz w:val="20"/>
+        </w:rPr>
+        <w:t>context ← SHA256(</w:t>
+      </w:r>
+      <w:proofErr w:type="gramStart"/>
+      <w:r>
+        <w:rPr>
+          <w:rFonts w:ascii="Courier New" w:hAnsi="Courier New"/>
+          <w:sz w:val="20"/>
+        </w:rPr>
+        <w:t>sorted(</w:t>
+      </w:r>
+      <w:proofErr w:type="gramEnd"/>
+      <w:r>
+        <w:rPr>
+          <w:rFonts w:ascii="Courier New" w:hAnsi="Courier New"/>
+          <w:sz w:val="20"/>
+        </w:rPr>
+        <w:t>[sender, receiver]))</w:t>
       </w:r>
       <w:r>
         <w:rPr>
@@ -1004,39 +1270,87 @@
           <w:sz w:val="20"/>
         </w:rPr>
         <w:br/>
-        <w:t>key ← HKDF(shared_secret, context, length=32)</w:t>
-      </w:r>
-    </w:p>
-    <w:p/>
-    <w:p>
-      <w:r>
-        <w:t>Domain separation ensures different conversations between the same users yield different keys.</w:t>
-      </w:r>
-    </w:p>
-    <w:p>
-      <w:pPr>
-        <w:pStyle w:val="Heading2"/>
-      </w:pPr>
-      <w:r>
-        <w:t>4.3 Message Format &amp; Structure</w:t>
-      </w:r>
-    </w:p>
-    <w:p>
-      <w:r>
-        <w:t>Messages are transmitted as JSON-encoded objects:</w:t>
-      </w:r>
-    </w:p>
-    <w:p/>
-    <w:p>
-      <w:pPr>
-        <w:ind w:left="720"/>
-      </w:pPr>
+        <w:t>key ← HKDF(</w:t>
+      </w:r>
+      <w:proofErr w:type="spellStart"/>
       <w:r>
         <w:rPr>
           <w:rFonts w:ascii="Courier New" w:hAnsi="Courier New"/>
           <w:sz w:val="20"/>
         </w:rPr>
-        <w:t>{"ciphertext": "&lt;base64&gt;", "iv": "&lt;base64&gt;", "counter": &lt;int&gt;, "ttl_seconds": &lt;int|null&gt;}</w:t>
+        <w:t>shared_secret</w:t>
+      </w:r>
+      <w:proofErr w:type="spellEnd"/>
+      <w:r>
+        <w:rPr>
+          <w:rFonts w:ascii="Courier New" w:hAnsi="Courier New"/>
+          <w:sz w:val="20"/>
+        </w:rPr>
+        <w:t>, context, length=32)</w:t>
+      </w:r>
+    </w:p>
+    <w:p/>
+    <w:p>
+      <w:r>
+        <w:t>Domain separation ensures different conversations between the same users yield different keys.</w:t>
+      </w:r>
+    </w:p>
+    <w:p>
+      <w:pPr>
+        <w:pStyle w:val="Heading2"/>
+      </w:pPr>
+      <w:r>
+        <w:t>4.3 Message Format &amp; Structure</w:t>
+      </w:r>
+    </w:p>
+    <w:p>
+      <w:r>
+        <w:t>Messages are transmitted as JSON-encoded objects:</w:t>
+      </w:r>
+    </w:p>
+    <w:p/>
+    <w:p>
+      <w:pPr>
+        <w:ind w:left="720"/>
+      </w:pPr>
+      <w:r>
+        <w:rPr>
+          <w:rFonts w:ascii="Courier New" w:hAnsi="Courier New"/>
+          <w:sz w:val="20"/>
+        </w:rPr>
+        <w:t>{"ciphertext": "&lt;base64&gt;", "iv": "&lt;base64&gt;", "counter": &lt;int&gt;, "</w:t>
+      </w:r>
+      <w:proofErr w:type="spellStart"/>
+      <w:r>
+        <w:rPr>
+          <w:rFonts w:ascii="Courier New" w:hAnsi="Courier New"/>
+          <w:sz w:val="20"/>
+        </w:rPr>
+        <w:t>ttl_seconds</w:t>
+      </w:r>
+      <w:proofErr w:type="spellEnd"/>
+      <w:r>
+        <w:rPr>
+          <w:rFonts w:ascii="Courier New" w:hAnsi="Courier New"/>
+          <w:sz w:val="20"/>
+        </w:rPr>
+        <w:t>": &lt;</w:t>
+      </w:r>
+      <w:proofErr w:type="spellStart"/>
+      <w:r>
+        <w:rPr>
+          <w:rFonts w:ascii="Courier New" w:hAnsi="Courier New"/>
+          <w:sz w:val="20"/>
+        </w:rPr>
+        <w:t>int|null</w:t>
+      </w:r>
+      <w:proofErr w:type="spellEnd"/>
+      <w:r>
+        <w:rPr>
+          <w:rFonts w:ascii="Courier New" w:hAnsi="Courier New"/>
+          <w:sz w:val="20"/>
+        </w:rPr>
+        <w:t>&gt;}</w:t>
       </w:r>
     </w:p>
     <w:p/>
@@ -1079,21 +1393,26 @@
         <w:t xml:space="preserve">counter: </w:t>
       </w:r>
       <w:r>
-        <w:t>Per-con</w:t>
-      </w:r>
-      <w:r>
-        <w:t>versation monotonically increasing integer starting from 1</w:t>
+        <w:t>Per-conversation monotonically increasing integer starting from 1</w:t>
       </w:r>
     </w:p>
     <w:p>
       <w:pPr>
         <w:pStyle w:val="ListBullet"/>
       </w:pPr>
+      <w:proofErr w:type="spellStart"/>
       <w:r>
         <w:rPr>
           <w:b/>
         </w:rPr>
-        <w:t xml:space="preserve">ttl_seconds: </w:t>
+        <w:t>ttl_seconds</w:t>
+      </w:r>
+      <w:proofErr w:type="spellEnd"/>
+      <w:r>
+        <w:rPr>
+          <w:b/>
+        </w:rPr>
+        <w:t xml:space="preserve">: </w:t>
       </w:r>
       <w:r>
         <w:t>Optional self-destruct time in seconds; null indicates no expiration</w:t>
@@ -1114,13 +1433,31 @@
     </w:p>
     <w:p>
       <w:r>
-        <w:t>Each conversation maintain</w:t>
-      </w:r>
-      <w:r>
-        <w:t>s a counter [sender_id, receiver_id]. When sending, the counter is incremented and included in the AES-GCM Associated Authenticated Data (AAD). When receiving, validation checks: counter &gt; max_counter_seen_for_conversation. If this check fails, the message</w:t>
-      </w:r>
-      <w:r>
-        <w:t xml:space="preserve"> is rejected.</w:t>
+        <w:t>Each conversation maintains a counter [</w:t>
+      </w:r>
+      <w:proofErr w:type="spellStart"/>
+      <w:r>
+        <w:t>sender_id</w:t>
+      </w:r>
+      <w:proofErr w:type="spellEnd"/>
+      <w:r>
+        <w:t xml:space="preserve">, </w:t>
+      </w:r>
+      <w:proofErr w:type="spellStart"/>
+      <w:r>
+        <w:t>receiver_id</w:t>
+      </w:r>
+      <w:proofErr w:type="spellEnd"/>
+      <w:r>
+        <w:t xml:space="preserve">]. When sending, the counter is incremented and included in the AES-GCM Associated Authenticated Data (AAD). When receiving, validation checks: counter &gt; </w:t>
+      </w:r>
+      <w:proofErr w:type="spellStart"/>
+      <w:r>
+        <w:t>max_counter_seen_for_conversation</w:t>
+      </w:r>
+      <w:proofErr w:type="spellEnd"/>
+      <w:r>
+        <w:t>. If this check fails, the message is rejected.</w:t>
       </w:r>
     </w:p>
     <w:p/>
@@ -1131,10 +1468,15 @@
     </w:p>
     <w:p>
       <w:r>
-        <w:t>To accommodate network reordering, the receiver maintains a 50-message sliding window. Messages within 50 of the maximum counter are accepted (out-of-order allowed); counters older than 50 messages return error. The c</w:t>
-      </w:r>
-      <w:r>
-        <w:t>lient also tracks the last 100 counter values in a Set to detect and reject in-window duplicates.</w:t>
+        <w:t xml:space="preserve">To accommodate network reordering, the receiver maintains a 50-message sliding window. Messages within 50 of the maximum </w:t>
+      </w:r>
+      <w:proofErr w:type="gramStart"/>
+      <w:r>
+        <w:t>counter</w:t>
+      </w:r>
+      <w:proofErr w:type="gramEnd"/>
+      <w:r>
+        <w:t xml:space="preserve"> are accepted (out-of-order allowed); counters older than 50 messages return error. The client also tracks the last 100 counter values in a Set to detect and reject in-window duplicates.</w:t>
       </w:r>
     </w:p>
     <w:p/>
@@ -1145,10 +1487,23 @@
     </w:p>
     <w:p>
       <w:r>
-        <w:t xml:space="preserve">The database enforces a unique constraint on (sender_id, receiver_id, counter), providing a second layer of replay prevention at the </w:t>
-      </w:r>
-      <w:r>
-        <w:t>storage level and preventing duplicate insertions.</w:t>
+        <w:t>The database enforces a unique constraint on (</w:t>
+      </w:r>
+      <w:proofErr w:type="spellStart"/>
+      <w:r>
+        <w:t>sender_id</w:t>
+      </w:r>
+      <w:proofErr w:type="spellEnd"/>
+      <w:r>
+        <w:t xml:space="preserve">, </w:t>
+      </w:r>
+      <w:proofErr w:type="spellStart"/>
+      <w:r>
+        <w:t>receiver_id</w:t>
+      </w:r>
+      <w:proofErr w:type="spellEnd"/>
+      <w:r>
+        <w:t>, counter), providing a second layer of replay prevention at the storage level and preventing duplicate insertions.</w:t>
       </w:r>
     </w:p>
     <w:p>
@@ -1203,10 +1558,7 @@
         <w:t xml:space="preserve">READ: </w:t>
       </w:r>
       <w:r>
-        <w:t>Recipient marked the mes</w:t>
-      </w:r>
-      <w:r>
-        <w:t>sage as read (user acknowledgment)</w:t>
+        <w:t>Recipient marked the message as read (user acknowledgment)</w:t>
       </w:r>
     </w:p>
     <w:p>
@@ -1242,10 +1594,7 @@
         <w:pStyle w:val="ListBullet"/>
       </w:pPr>
       <w:r>
-        <w:t xml:space="preserve">DELIVERED → READ: When </w:t>
-      </w:r>
-      <w:r>
-        <w:t>recipient calls POST /messages/read/{username}</w:t>
+        <w:t>DELIVERED → READ: When recipient calls POST /messages/read/{username}</w:t>
       </w:r>
     </w:p>
     <w:p>
@@ -1358,10 +1707,7 @@
               <w:cnfStyle w:val="000000100000" w:firstRow="0" w:lastRow="0" w:firstColumn="0" w:lastColumn="0" w:oddVBand="0" w:evenVBand="0" w:oddHBand="1" w:evenHBand="0" w:firstRowFirstColumn="0" w:firstRowLastColumn="0" w:lastRowFirstColumn="0" w:lastRowLastColumn="0"/>
             </w:pPr>
             <w:r>
-              <w:t xml:space="preserve">P-256 (secp256r1) | 256-bit </w:t>
-            </w:r>
-            <w:r>
-              <w:t>secret</w:t>
+              <w:t>P-256 (secp256r1) | 256-bit secret</w:t>
             </w:r>
           </w:p>
         </w:tc>
@@ -1473,9 +1819,11 @@
             <w:tcW w:w="3360" w:type="dxa"/>
           </w:tcPr>
           <w:p>
+            <w:proofErr w:type="spellStart"/>
             <w:r>
               <w:t>bcrypt</w:t>
             </w:r>
+            <w:proofErr w:type="spellEnd"/>
           </w:p>
         </w:tc>
         <w:tc>
@@ -1565,19 +1913,34 @@
       <w:pPr>
         <w:pStyle w:val="ListBullet"/>
       </w:pPr>
-      <w:r>
-        <w:t>passlib v1.7.4: Password hashing with bcry</w:t>
-      </w:r>
-      <w:r>
-        <w:t>pt backend</w:t>
+      <w:proofErr w:type="spellStart"/>
+      <w:r>
+        <w:t>passlib</w:t>
+      </w:r>
+      <w:proofErr w:type="spellEnd"/>
+      <w:r>
+        <w:t xml:space="preserve"> v1.7.4: Password hashing with </w:t>
+      </w:r>
+      <w:proofErr w:type="spellStart"/>
+      <w:r>
+        <w:t>bcrypt</w:t>
+      </w:r>
+      <w:proofErr w:type="spellEnd"/>
+      <w:r>
+        <w:t xml:space="preserve"> backend</w:t>
       </w:r>
     </w:p>
     <w:p>
       <w:pPr>
         <w:pStyle w:val="ListBullet"/>
       </w:pPr>
-      <w:r>
-        <w:t>pyotp: TOTP generation and verification (RFC 6238)</w:t>
+      <w:proofErr w:type="spellStart"/>
+      <w:r>
+        <w:t>pyotp</w:t>
+      </w:r>
+      <w:proofErr w:type="spellEnd"/>
+      <w:r>
+        <w:t>: TOTP generation and verification (RFC 6238)</w:t>
       </w:r>
     </w:p>
     <w:p>
@@ -1592,16 +1955,18 @@
       <w:pPr>
         <w:pStyle w:val="ListBullet"/>
       </w:pPr>
-      <w:r>
-        <w:t>FastAPI: Web framework with native HTTPS/TLS support</w:t>
-      </w:r>
-    </w:p>
-    <w:p>
-      <w:r>
-        <w:t>F</w:t>
-      </w:r>
-      <w:r>
-        <w:t>rontend (Browser):</w:t>
+      <w:proofErr w:type="spellStart"/>
+      <w:r>
+        <w:t>FastAPI</w:t>
+      </w:r>
+      <w:proofErr w:type="spellEnd"/>
+      <w:r>
+        <w:t>: Web framework with native HTTPS/TLS support</w:t>
+      </w:r>
+    </w:p>
+    <w:p>
+      <w:r>
+        <w:t>Frontend (Browser):</w:t>
       </w:r>
     </w:p>
     <w:p>
@@ -1617,10 +1982,7 @@
         <w:pStyle w:val="ListBullet"/>
       </w:pPr>
       <w:r>
-        <w:t>Availab</w:t>
-      </w:r>
-      <w:r>
-        <w:t>le in all modern browsers (no external library required)</w:t>
+        <w:t>Available in all modern browsers (no external library required)</w:t>
       </w:r>
     </w:p>
     <w:p>
@@ -1633,13 +1995,7 @@
     </w:p>
     <w:p>
       <w:r>
-        <w:t xml:space="preserve">The combination of P-256 + AES-256-GCM + HKDF reflects a balance between cryptographic strength and practical deployment. P-256 is widely supported and provides 128-bit security </w:t>
-      </w:r>
-      <w:r>
-        <w:t>sufficient for the honest-but-curious threat model. AES-256-GCM is the NIST-recommended authenticated encryption algorithm and prevents tampering attacks. HKDF ensures domain separation so different conversations yield independent keys, preventing key reus</w:t>
-      </w:r>
-      <w:r>
-        <w:t>e. The client-side implementation via Web Crypto API ensures the server never has access to encryption keys or plaintext.</w:t>
+        <w:t>The combination of P-256 + AES-256-GCM + HKDF reflects a balance between cryptographic strength and practical deployment. P-256 is widely supported and provides 128-bit security sufficient for the honest-but-curious threat model. AES-256-GCM is the NIST-recommended authenticated encryption algorithm and prevents tampering attacks. HKDF ensures domain separation so different conversations yield independent keys, preventing key reuse. The client-side implementation via Web Crypto API ensures the server never has access to encryption keys or plaintext.</w:t>
       </w:r>
     </w:p>
     <w:p>
@@ -1666,13 +2022,28 @@
     </w:p>
     <w:p>
       <w:r>
-        <w:t xml:space="preserve">The server cannot decrypt messages because the symmetric encryption key is </w:t>
-      </w:r>
-      <w:r>
-        <w:t>derived locally from ECDH(client_private, peer_public), a value never transmitted to or stored on the server. Even if an attacker gains complete database access, they obtain only ciphertext. Without the client device private key, decryption is computationa</w:t>
-      </w:r>
-      <w:r>
-        <w:t>lly infeasible. AES-256 has 2^256 possible keys; brute-force attacks are impractical.</w:t>
+        <w:t xml:space="preserve">The server cannot decrypt messages because the symmetric encryption key is derived locally from </w:t>
+      </w:r>
+      <w:proofErr w:type="gramStart"/>
+      <w:r>
+        <w:t>ECDH(</w:t>
+      </w:r>
+      <w:proofErr w:type="spellStart"/>
+      <w:proofErr w:type="gramEnd"/>
+      <w:r>
+        <w:t>client_private</w:t>
+      </w:r>
+      <w:proofErr w:type="spellEnd"/>
+      <w:r>
+        <w:t xml:space="preserve">, </w:t>
+      </w:r>
+      <w:proofErr w:type="spellStart"/>
+      <w:r>
+        <w:t>peer_public</w:t>
+      </w:r>
+      <w:proofErr w:type="spellEnd"/>
+      <w:r>
+        <w:t>), a value never transmitted to or stored on the server. Even if an attacker gains complete database access, they obtain only ciphertext. Without the client device private key, decryption is computationally infeasible. AES-256 has 2^256 possible keys; brute-force attacks are impractical.</w:t>
       </w:r>
     </w:p>
     <w:p>
@@ -1685,10 +2056,15 @@
     </w:p>
     <w:p>
       <w:r>
-        <w:t>AES-256-GCM provides authenticated encryption: the authentication tag is computed over both plaintext and AAD (Associated Authenticated Data)</w:t>
-      </w:r>
-      <w:r>
-        <w:t>. If an attacker modifies the ciphertext or any AAD field (sender, receiver, counter, ttl), the tag verification fails and decryption returns an error. This prevents: (a) ciphertext modification, (b) metadata tampering, (c) counter manipulation.</w:t>
+        <w:t xml:space="preserve">AES-256-GCM provides authenticated encryption: the authentication tag is computed over both plaintext and AAD (Associated Authenticated Data). If an attacker modifies the ciphertext or any AAD field (sender, receiver, counter, </w:t>
+      </w:r>
+      <w:proofErr w:type="spellStart"/>
+      <w:r>
+        <w:t>ttl</w:t>
+      </w:r>
+      <w:proofErr w:type="spellEnd"/>
+      <w:r>
+        <w:t>), the tag verification fails and decryption returns an error. This prevents: (a) ciphertext modification, (b) metadata tampering, (c) counter manipulation.</w:t>
       </w:r>
     </w:p>
     <w:p>
@@ -1696,18 +2072,20 @@
         <w:pStyle w:val="Heading2"/>
       </w:pPr>
       <w:r>
-        <w:t>6.3 Replay</w:t>
-      </w:r>
-      <w:r>
-        <w:t xml:space="preserve"> Protection</w:t>
-      </w:r>
-    </w:p>
-    <w:p>
-      <w:r>
-        <w:t xml:space="preserve">Monotonic counter per conversation with duplicate detection provides replay resistance. Each message includes a counter in AAD. The receiver accepts only counter &gt; max_counter_seen. Out-of-order messages within a 50-message window are accepted </w:t>
-      </w:r>
-      <w:r>
-        <w:t>(accommodates network reordering), but older counters are explicitly rejected with error message.</w:t>
+        <w:t>6.3 Replay Protection</w:t>
+      </w:r>
+    </w:p>
+    <w:p>
+      <w:r>
+        <w:t xml:space="preserve">Monotonic counter per conversation with duplicate detection provides replay resistance. Each message includes a counter in AAD. The receiver accepts only counter &gt; </w:t>
+      </w:r>
+      <w:proofErr w:type="spellStart"/>
+      <w:r>
+        <w:t>max_counter_seen</w:t>
+      </w:r>
+      <w:proofErr w:type="spellEnd"/>
+      <w:r>
+        <w:t>. Out-of-order messages within a 50-message window are accepted (accommodates network reordering), but older counters are explicitly rejected with error message.</w:t>
       </w:r>
     </w:p>
     <w:p/>
@@ -1719,10 +2097,15 @@
         <w:t xml:space="preserve">Attack Scenario: </w:t>
       </w:r>
       <w:r>
-        <w:t>Attacker captures a message with counter=42 and later replays it. Receiver state shows max_counter_seen=100. Receiver checks 42 &gt; 100 → fals</w:t>
-      </w:r>
-      <w:r>
-        <w:t>e → message rejected. Server enforces unique (sender, receiver, counter) constraint, preventing database-level replays.</w:t>
+        <w:t xml:space="preserve">Attacker captures a message with counter=42 and later replays it. Receiver state shows </w:t>
+      </w:r>
+      <w:proofErr w:type="spellStart"/>
+      <w:r>
+        <w:t>max_counter_seen</w:t>
+      </w:r>
+      <w:proofErr w:type="spellEnd"/>
+      <w:r>
+        <w:t>=100. Receiver checks 42 &gt; 100 → false → message rejected. Server enforces unique (sender, receiver, counter) constraint, preventing database-level replays.</w:t>
       </w:r>
     </w:p>
     <w:p>
@@ -1735,13 +2118,23 @@
     </w:p>
     <w:p>
       <w:r>
-        <w:t>When a user uploads a new ECDH public key, the server stores the previous key and sets a ke</w:t>
-      </w:r>
-      <w:r>
-        <w:t>y_changed flag. The API returns key_changed: true in responses. The client displays an alert: "Contact has changed their encryption key." By default, messaging is blocked until the user manually acknowledges the key change, indicating successful verificati</w:t>
-      </w:r>
-      <w:r>
-        <w:t>on. This protects against key compromise scenarios.</w:t>
+        <w:t xml:space="preserve">When a user uploads a new ECDH public key, the server stores the previous key and sets a </w:t>
+      </w:r>
+      <w:proofErr w:type="spellStart"/>
+      <w:r>
+        <w:t>key_changed</w:t>
+      </w:r>
+      <w:proofErr w:type="spellEnd"/>
+      <w:r>
+        <w:t xml:space="preserve"> flag. The API returns </w:t>
+      </w:r>
+      <w:proofErr w:type="spellStart"/>
+      <w:r>
+        <w:t>key_changed</w:t>
+      </w:r>
+      <w:proofErr w:type="spellEnd"/>
+      <w:r>
+        <w:t>: true in responses. The client displays an alert: "Contact has changed their encryption key." By default, messaging is blocked until the user manually acknowledges the key change, indicating successful verification. This protects against key compromise scenarios.</w:t>
       </w:r>
     </w:p>
     <w:p>
@@ -1754,19 +2147,29 @@
     </w:p>
     <w:p>
       <w:r>
-        <w:t>User Authentication: Username (unique) + password (minimum 8 characters) + 6-digit TOTP code. The server bcrypt-hashes passwords with unique per-user salt. Login requ</w:t>
-      </w:r>
-      <w:r>
-        <w:t>ires both password and TOTP validation.</w:t>
+        <w:t xml:space="preserve">User Authentication: Username (unique) + password (minimum 8 characters) + 6-digit TOTP code. The server </w:t>
+      </w:r>
+      <w:proofErr w:type="spellStart"/>
+      <w:r>
+        <w:t>bcrypt</w:t>
+      </w:r>
+      <w:proofErr w:type="spellEnd"/>
+      <w:r>
+        <w:t>-hashes passwords with unique per-user salt. Login requires both password and TOTP validation.</w:t>
       </w:r>
     </w:p>
     <w:p/>
     <w:p>
       <w:r>
-        <w:t xml:space="preserve">Session Tokens: The server generates 32-byte random tokens using cryptographically secure generation. Tokens are stored with user_id and 1-hour expiry. Sessions automatically expire, and expired tokens are </w:t>
-      </w:r>
-      <w:r>
-        <w:t>cleaned up on every authentication check. The 32-byte random token is cryptographically unforgeable (2^256 possible tokens).</w:t>
+        <w:t xml:space="preserve">Session Tokens: The server generates 32-byte random tokens using cryptographically secure generation. Tokens are stored with </w:t>
+      </w:r>
+      <w:proofErr w:type="spellStart"/>
+      <w:r>
+        <w:t>user_id</w:t>
+      </w:r>
+      <w:proofErr w:type="spellEnd"/>
+      <w:r>
+        <w:t xml:space="preserve"> and 1-hour expiry. Sessions automatically expire, and expired tokens are cleaned up on every authentication check. The 32-byte random token is cryptographically unforgeable (2^256 possible tokens).</w:t>
       </w:r>
     </w:p>
     <w:p>
@@ -1788,10 +2191,7 @@
       </w:pPr>
       <w:r>
         <w:lastRenderedPageBreak/>
-        <w:t>Non-friends cannot send messages (enforced by POST /messages/send checking Fr</w:t>
-      </w:r>
-      <w:r>
-        <w:t>iendship table). Users must send and receive a friend request before messaging is allowed.</w:t>
+        <w:t>Non-friends cannot send messages (enforced by POST /messages/send checking Friendship table). Users must send and receive a friend request before messaging is allowed.</w:t>
       </w:r>
     </w:p>
     <w:p/>
@@ -1827,10 +2227,15 @@
     <w:p/>
     <w:p>
       <w:r>
-        <w:t>Exceeding limits returns HTTP 429 Too Many Requ</w:t>
-      </w:r>
-      <w:r>
-        <w:t>ests. A brute-force registration attack is limited to 5/minute; password brute-force is further slowed by bcrypt hashing (~100ms per attempt).</w:t>
+        <w:t xml:space="preserve">Exceeding limits returns HTTP 429 Too Many Requests. A brute-force registration attack is limited to 5/minute; password brute-force is further slowed by </w:t>
+      </w:r>
+      <w:proofErr w:type="spellStart"/>
+      <w:r>
+        <w:t>bcrypt</w:t>
+      </w:r>
+      <w:proofErr w:type="spellEnd"/>
+      <w:r>
+        <w:t xml:space="preserve"> hashing (~100ms per attempt).</w:t>
       </w:r>
     </w:p>
     <w:p>
@@ -1881,10 +2286,7 @@
     <w:p/>
     <w:p>
       <w:r>
-        <w:t xml:space="preserve">This enables: (a) Communication pattern analysis (who talks to whom, frequency); (b) Message importance inference (size may correlate with content); (c) Timing analysis. Metadata is not </w:t>
-      </w:r>
-      <w:r>
-        <w:t>encrypted because the server must route messages correctly.</w:t>
+        <w:t>This enables: (a) Communication pattern analysis (who talks to whom, frequency); (b) Message importance inference (size may correlate with content); (c) Timing analysis. Metadata is not encrypted because the server must route messages correctly.</w:t>
       </w:r>
     </w:p>
     <w:p/>
@@ -1914,10 +2316,15 @@
         <w:pStyle w:val="ListBullet"/>
       </w:pPr>
       <w:r>
-        <w:t>Single-device stor</w:t>
-      </w:r>
-      <w:r>
-        <w:t>age: Private keys in localStorage (future work: multi-device backup)</w:t>
+        <w:t xml:space="preserve">Single-device storage: Private keys in </w:t>
+      </w:r>
+      <w:proofErr w:type="spellStart"/>
+      <w:r>
+        <w:t>localStorage</w:t>
+      </w:r>
+      <w:proofErr w:type="spellEnd"/>
+      <w:r>
+        <w:t xml:space="preserve"> (future work: multi-device backup)</w:t>
       </w:r>
     </w:p>
     <w:p>
@@ -1925,8 +2332,13 @@
         <w:pStyle w:val="ListBullet"/>
       </w:pPr>
       <w:r>
-        <w:t>No group messaging: Extends only to 1:1 conversations</w:t>
-      </w:r>
+        <w:t xml:space="preserve">No group messaging: Extends only to 1:1 </w:t>
+      </w:r>
+      <w:proofErr w:type="gramStart"/>
+      <w:r>
+        <w:t>conversations</w:t>
+      </w:r>
+      <w:proofErr w:type="gramEnd"/>
     </w:p>
     <w:p>
       <w:r>
@@ -1960,13 +2372,49 @@
     </w:p>
     <w:p>
       <w:r>
-        <w:t xml:space="preserve">A new user alice registers with password. The </w:t>
-      </w:r>
-      <w:r>
-        <w:t>backend bcrypt-hashes the password and generates a TOTP secret. The user scans a QR code with an authenticator app. At login, the user enters the password and a 6-digit TOTP code. The backend validates both: bcrypt.verify(password) → True and pyotp.verify(</w:t>
-      </w:r>
-      <w:r>
-        <w:t>totp) → True. The server generates a 32-byte random session token (expires in 1 hour) and returns it to the frontend. Subsequent API calls use this token for authentication.</w:t>
+        <w:t xml:space="preserve">A new user </w:t>
+      </w:r>
+      <w:proofErr w:type="spellStart"/>
+      <w:r>
+        <w:t>alice</w:t>
+      </w:r>
+      <w:proofErr w:type="spellEnd"/>
+      <w:r>
+        <w:t xml:space="preserve"> registers with password. The backend </w:t>
+      </w:r>
+      <w:proofErr w:type="spellStart"/>
+      <w:r>
+        <w:t>bcrypt</w:t>
+      </w:r>
+      <w:proofErr w:type="spellEnd"/>
+      <w:r>
+        <w:t xml:space="preserve">-hashes the password and generates a TOTP secret. The user scans a QR code with an authenticator app. At login, the user enters the password and a 6-digit TOTP code. The backend validates both: </w:t>
+      </w:r>
+      <w:proofErr w:type="spellStart"/>
+      <w:proofErr w:type="gramStart"/>
+      <w:r>
+        <w:t>bcrypt.verify</w:t>
+      </w:r>
+      <w:proofErr w:type="spellEnd"/>
+      <w:proofErr w:type="gramEnd"/>
+      <w:r>
+        <w:t xml:space="preserve">(password) → True and </w:t>
+      </w:r>
+      <w:proofErr w:type="spellStart"/>
+      <w:r>
+        <w:t>pyotp.verify</w:t>
+      </w:r>
+      <w:proofErr w:type="spellEnd"/>
+      <w:r>
+        <w:t>(</w:t>
+      </w:r>
+      <w:proofErr w:type="spellStart"/>
+      <w:r>
+        <w:t>totp</w:t>
+      </w:r>
+      <w:proofErr w:type="spellEnd"/>
+      <w:r>
+        <w:t>) → True. The server generates a 32-byte random session token (expires in 1 hour) and returns it to the frontend. Subsequent API calls use this token for authentication.</w:t>
       </w:r>
     </w:p>
     <w:p>
@@ -1979,10 +2427,15 @@
     </w:p>
     <w:p>
       <w:r>
-        <w:t>Setup: alice and bob are authenticated; they have each other</w:t>
-      </w:r>
-      <w:r>
-        <w:t xml:space="preserve"> as friends.</w:t>
+        <w:t xml:space="preserve">Setup: </w:t>
+      </w:r>
+      <w:proofErr w:type="spellStart"/>
+      <w:r>
+        <w:t>alice</w:t>
+      </w:r>
+      <w:proofErr w:type="spellEnd"/>
+      <w:r>
+        <w:t xml:space="preserve"> and bob are authenticated; they have each other as friends.</w:t>
       </w:r>
     </w:p>
     <w:p/>
@@ -1999,8 +2452,13 @@
           <w:numId w:val="11"/>
         </w:numPr>
       </w:pPr>
-      <w:r>
-        <w:t>alice types plaintext message and clicks send</w:t>
+      <w:proofErr w:type="spellStart"/>
+      <w:r>
+        <w:t>alice</w:t>
+      </w:r>
+      <w:proofErr w:type="spellEnd"/>
+      <w:r>
+        <w:t xml:space="preserve"> types plaintext message and clicks send</w:t>
       </w:r>
     </w:p>
     <w:p>
@@ -2008,10 +2466,7 @@
         <w:pStyle w:val="ListNumber"/>
       </w:pPr>
       <w:r>
-        <w:t>B</w:t>
-      </w:r>
-      <w:r>
-        <w:t>rowser fetches bobs public key from server cache</w:t>
+        <w:t>Browser fetches bobs public key from server cache</w:t>
       </w:r>
     </w:p>
     <w:p>
@@ -2019,7 +2474,36 @@
         <w:pStyle w:val="ListNumber"/>
       </w:pPr>
       <w:r>
-        <w:t>Browser computes shared_secret = ECDH(alice.private, bob.public)</w:t>
+        <w:t xml:space="preserve">Browser computes </w:t>
+      </w:r>
+      <w:proofErr w:type="spellStart"/>
+      <w:r>
+        <w:t>shared_secret</w:t>
+      </w:r>
+      <w:proofErr w:type="spellEnd"/>
+      <w:r>
+        <w:t xml:space="preserve"> = </w:t>
+      </w:r>
+      <w:proofErr w:type="gramStart"/>
+      <w:r>
+        <w:t>ECDH(</w:t>
+      </w:r>
+      <w:proofErr w:type="spellStart"/>
+      <w:proofErr w:type="gramEnd"/>
+      <w:r>
+        <w:t>alice.private</w:t>
+      </w:r>
+      <w:proofErr w:type="spellEnd"/>
+      <w:r>
+        <w:t xml:space="preserve">, </w:t>
+      </w:r>
+      <w:proofErr w:type="spellStart"/>
+      <w:r>
+        <w:t>bob.public</w:t>
+      </w:r>
+      <w:proofErr w:type="spellEnd"/>
+      <w:r>
+        <w:t>)</w:t>
       </w:r>
     </w:p>
     <w:p>
@@ -2027,7 +2511,15 @@
         <w:pStyle w:val="ListNumber"/>
       </w:pPr>
       <w:r>
-        <w:t>Browser derives key = HKDF-SHA256(shared_secret, context)</w:t>
+        <w:t>Browser derives key = HKDF-SHA256(</w:t>
+      </w:r>
+      <w:proofErr w:type="spellStart"/>
+      <w:r>
+        <w:t>shared_secret</w:t>
+      </w:r>
+      <w:proofErr w:type="spellEnd"/>
+      <w:r>
+        <w:t>, context)</w:t>
       </w:r>
     </w:p>
     <w:p>
@@ -2035,10 +2527,7 @@
         <w:pStyle w:val="ListNumber"/>
       </w:pPr>
       <w:r>
-        <w:t>Bro</w:t>
-      </w:r>
-      <w:r>
-        <w:t>wser generates random 12-byte IV</w:t>
+        <w:t>Browser generates random 12-byte IV</w:t>
       </w:r>
     </w:p>
     <w:p>
@@ -2046,7 +2535,23 @@
         <w:pStyle w:val="ListNumber"/>
       </w:pPr>
       <w:r>
-        <w:t>Browser constructs AAD = [alice, bob, counter=1, ttl=null]</w:t>
+        <w:t>Browser constructs AAD = [</w:t>
+      </w:r>
+      <w:proofErr w:type="spellStart"/>
+      <w:r>
+        <w:t>alice</w:t>
+      </w:r>
+      <w:proofErr w:type="spellEnd"/>
+      <w:r>
+        <w:t xml:space="preserve">, bob, counter=1, </w:t>
+      </w:r>
+      <w:proofErr w:type="spellStart"/>
+      <w:r>
+        <w:t>ttl</w:t>
+      </w:r>
+      <w:proofErr w:type="spellEnd"/>
+      <w:r>
+        <w:t>=null]</w:t>
       </w:r>
     </w:p>
     <w:p>
@@ -2054,7 +2559,15 @@
         <w:pStyle w:val="ListNumber"/>
       </w:pPr>
       <w:r>
-        <w:t>Browser encrypts: AES-256-GCM(key, IV, message, AAD) → ciphertext + tag</w:t>
+        <w:t>Browser encrypts: AES-256-</w:t>
+      </w:r>
+      <w:proofErr w:type="gramStart"/>
+      <w:r>
+        <w:t>GCM(</w:t>
+      </w:r>
+      <w:proofErr w:type="gramEnd"/>
+      <w:r>
+        <w:t>key, IV, message, AAD) → ciphertext + tag</w:t>
       </w:r>
     </w:p>
     <w:p>
@@ -2068,10 +2581,7 @@
     <w:p/>
     <w:p>
       <w:r>
-        <w:t>D</w:t>
-      </w:r>
-      <w:r>
-        <w:t>ecryption Process:</w:t>
+        <w:t>Decryption Process:</w:t>
       </w:r>
     </w:p>
     <w:p>
@@ -2083,10 +2593,7 @@
         </w:numPr>
       </w:pPr>
       <w:r>
-        <w:t xml:space="preserve">bob calls GET </w:t>
-      </w:r>
-      <w:r>
-        <w:t>/messages/inbox/pending</w:t>
+        <w:t>bob calls GET /messages/inbox/pending</w:t>
       </w:r>
     </w:p>
     <w:p>
@@ -2094,18 +2601,49 @@
         <w:pStyle w:val="ListNumber"/>
       </w:pPr>
       <w:r>
-        <w:t>S</w:t>
-      </w:r>
-      <w:r>
-        <w:t>erver returns encrypted message from alice</w:t>
-      </w:r>
+        <w:t xml:space="preserve">Server returns encrypted message from </w:t>
+      </w:r>
+      <w:proofErr w:type="spellStart"/>
+      <w:r>
+        <w:t>alice</w:t>
+      </w:r>
+      <w:proofErr w:type="spellEnd"/>
     </w:p>
     <w:p>
       <w:pPr>
         <w:pStyle w:val="ListNumber"/>
       </w:pPr>
       <w:r>
-        <w:t>bobs browser computes shared_secret = ECDH(bob.private, alice.public)</w:t>
+        <w:t xml:space="preserve">bobs browser computes </w:t>
+      </w:r>
+      <w:proofErr w:type="spellStart"/>
+      <w:r>
+        <w:t>shared_secret</w:t>
+      </w:r>
+      <w:proofErr w:type="spellEnd"/>
+      <w:r>
+        <w:t xml:space="preserve"> = </w:t>
+      </w:r>
+      <w:proofErr w:type="gramStart"/>
+      <w:r>
+        <w:t>ECDH(</w:t>
+      </w:r>
+      <w:proofErr w:type="spellStart"/>
+      <w:proofErr w:type="gramEnd"/>
+      <w:r>
+        <w:t>bob.private</w:t>
+      </w:r>
+      <w:proofErr w:type="spellEnd"/>
+      <w:r>
+        <w:t xml:space="preserve">, </w:t>
+      </w:r>
+      <w:proofErr w:type="spellStart"/>
+      <w:r>
+        <w:t>alice.public</w:t>
+      </w:r>
+      <w:proofErr w:type="spellEnd"/>
+      <w:r>
+        <w:t>)</w:t>
       </w:r>
     </w:p>
     <w:p>
@@ -2113,7 +2651,15 @@
         <w:pStyle w:val="ListNumber"/>
       </w:pPr>
       <w:r>
-        <w:t>Browser derives same key = HKDF-SHA256(shared_secret, context)</w:t>
+        <w:t>Browser derives same key = HKDF-SHA256(</w:t>
+      </w:r>
+      <w:proofErr w:type="spellStart"/>
+      <w:r>
+        <w:t>shared_secret</w:t>
+      </w:r>
+      <w:proofErr w:type="spellEnd"/>
+      <w:r>
+        <w:t>, context)</w:t>
       </w:r>
     </w:p>
     <w:p>
@@ -2121,10 +2667,7 @@
         <w:pStyle w:val="ListNumber"/>
       </w:pPr>
       <w:r>
-        <w:t xml:space="preserve">Browser calls AES-256-GCM.decrypt(key, IV, ciphertext, </w:t>
-      </w:r>
-      <w:r>
-        <w:t>AAD)</w:t>
+        <w:t>Browser calls AES-256-GCM.decrypt(key, IV, ciphertext, AAD)</w:t>
       </w:r>
     </w:p>
     <w:p>
@@ -2173,11 +2716,13 @@
           <w:numId w:val="13"/>
         </w:numPr>
       </w:pPr>
-      <w:r>
-        <w:t>alice sends message to bob while b</w:t>
-      </w:r>
-      <w:r>
-        <w:t>ob is offline</w:t>
+      <w:proofErr w:type="spellStart"/>
+      <w:r>
+        <w:t>alice</w:t>
+      </w:r>
+      <w:proofErr w:type="spellEnd"/>
+      <w:r>
+        <w:t xml:space="preserve"> sends message to bob while bob is offline</w:t>
       </w:r>
     </w:p>
     <w:p>
@@ -2185,10 +2730,7 @@
         <w:pStyle w:val="ListNumber"/>
       </w:pPr>
       <w:r>
-        <w:t>S</w:t>
-      </w:r>
-      <w:r>
-        <w:t>erver stores message with status=SENT</w:t>
+        <w:t>Server stores message with status=SENT</w:t>
       </w:r>
     </w:p>
     <w:p>
@@ -2226,10 +2768,7 @@
     </w:p>
     <w:p>
       <w:r>
-        <w:t xml:space="preserve">Result: Message persists on server </w:t>
-      </w:r>
-      <w:r>
-        <w:t>until recipient fetches.</w:t>
+        <w:t>Result: Message persists on server until recipient fetches.</w:t>
       </w:r>
     </w:p>
     <w:p>
@@ -2277,7 +2816,15 @@
     </w:p>
     <w:p>
       <w:r>
-        <w:t>User alice registered with password and TOTP secret in authenticator app.</w:t>
+        <w:t xml:space="preserve">User </w:t>
+      </w:r>
+      <w:proofErr w:type="spellStart"/>
+      <w:r>
+        <w:t>alice</w:t>
+      </w:r>
+      <w:proofErr w:type="spellEnd"/>
+      <w:r>
+        <w:t xml:space="preserve"> registered with password and TOTP secret in authenticator app.</w:t>
       </w:r>
     </w:p>
     <w:p>
@@ -2285,10 +2832,7 @@
         <w:pStyle w:val="Heading4"/>
       </w:pPr>
       <w:r>
-        <w:t>Test Pro</w:t>
-      </w:r>
-      <w:r>
-        <w:t>cedure</w:t>
+        <w:t>Test Procedure</w:t>
       </w:r>
     </w:p>
     <w:p>
@@ -2308,10 +2852,23 @@
         <w:pStyle w:val="ListNumber"/>
       </w:pPr>
       <w:r>
-        <w:t>U</w:t>
-      </w:r>
-      <w:r>
-        <w:t>ser enters username=alice, password=correct, totp_code=654321 (wrong code)</w:t>
+        <w:t>User enters username=</w:t>
+      </w:r>
+      <w:proofErr w:type="spellStart"/>
+      <w:r>
+        <w:t>alice</w:t>
+      </w:r>
+      <w:proofErr w:type="spellEnd"/>
+      <w:r>
+        <w:t xml:space="preserve">, password=correct, </w:t>
+      </w:r>
+      <w:proofErr w:type="spellStart"/>
+      <w:r>
+        <w:t>totp_code</w:t>
+      </w:r>
+      <w:proofErr w:type="spellEnd"/>
+      <w:r>
+        <w:t>=654321 (wrong code)</w:t>
       </w:r>
     </w:p>
     <w:p>
@@ -2327,7 +2884,17 @@
         <w:pStyle w:val="ListNumber"/>
       </w:pPr>
       <w:r>
-        <w:t>Backend validates: bcrypt.verify(password) → True</w:t>
+        <w:t xml:space="preserve">Backend validates: </w:t>
+      </w:r>
+      <w:proofErr w:type="spellStart"/>
+      <w:proofErr w:type="gramStart"/>
+      <w:r>
+        <w:t>bcrypt.verify</w:t>
+      </w:r>
+      <w:proofErr w:type="spellEnd"/>
+      <w:proofErr w:type="gramEnd"/>
+      <w:r>
+        <w:t>(password) → True</w:t>
       </w:r>
     </w:p>
     <w:p>
@@ -2337,8 +2904,15 @@
       <w:r>
         <w:t xml:space="preserve">Backend validates: </w:t>
       </w:r>
-      <w:r>
-        <w:t>pyotp.verify(654321) → False</w:t>
+      <w:proofErr w:type="spellStart"/>
+      <w:proofErr w:type="gramStart"/>
+      <w:r>
+        <w:t>pyotp.verify</w:t>
+      </w:r>
+      <w:proofErr w:type="spellEnd"/>
+      <w:proofErr w:type="gramEnd"/>
+      <w:r>
+        <w:t>(654321) → False</w:t>
       </w:r>
     </w:p>
     <w:p>
@@ -2383,10 +2957,7 @@
         <w:pStyle w:val="ListBullet"/>
       </w:pPr>
       <w:r>
-        <w:t>Protects a</w:t>
-      </w:r>
-      <w:r>
-        <w:t>gainst password guessing, credential stuffing, and unauthorized access.</w:t>
+        <w:t>Protects against password guessing, credential stuffing, and unauthorized access.</w:t>
       </w:r>
     </w:p>
     <w:p/>
@@ -2420,11 +2991,13 @@
       </w:r>
     </w:p>
     <w:p>
-      <w:r>
-        <w:t>alice and bob registered and auth</w:t>
-      </w:r>
-      <w:r>
-        <w:t>enticated.</w:t>
+      <w:proofErr w:type="spellStart"/>
+      <w:r>
+        <w:t>alice</w:t>
+      </w:r>
+      <w:proofErr w:type="spellEnd"/>
+      <w:r>
+        <w:t xml:space="preserve"> and bob registered and authenticated.</w:t>
       </w:r>
     </w:p>
     <w:p>
@@ -2440,7 +3013,15 @@
         <w:pStyle w:val="ListBullet"/>
       </w:pPr>
       <w:r>
-        <w:t>Scenario B: alice explicitly blocks bob</w:t>
+        <w:t xml:space="preserve">Scenario B: </w:t>
+      </w:r>
+      <w:proofErr w:type="spellStart"/>
+      <w:r>
+        <w:t>alice</w:t>
+      </w:r>
+      <w:proofErr w:type="spellEnd"/>
+      <w:r>
+        <w:t xml:space="preserve"> explicitly blocks bob</w:t>
       </w:r>
     </w:p>
     <w:p>
@@ -2468,10 +3049,7 @@
         <w:pStyle w:val="ListNumber"/>
       </w:pPr>
       <w:r>
-        <w:t>S</w:t>
-      </w:r>
-      <w:r>
-        <w:t>erver validates session token → bob authenticated</w:t>
+        <w:t>Server validates session token → bob authenticated</w:t>
       </w:r>
     </w:p>
     <w:p>
@@ -2479,11 +3057,29 @@
         <w:pStyle w:val="ListNumber"/>
       </w:pPr>
       <w:r>
-        <w:t xml:space="preserve">Server checks: SELECT * </w:t>
-      </w:r>
-      <w:r>
-        <w:t>FROM Friendship WHERE from_id=bob AND to_id=alice</w:t>
-      </w:r>
+        <w:t xml:space="preserve">Server checks: SELECT * FROM Friendship WHERE </w:t>
+      </w:r>
+      <w:proofErr w:type="spellStart"/>
+      <w:r>
+        <w:t>from_id</w:t>
+      </w:r>
+      <w:proofErr w:type="spellEnd"/>
+      <w:r>
+        <w:t xml:space="preserve">=bob AND </w:t>
+      </w:r>
+      <w:proofErr w:type="spellStart"/>
+      <w:r>
+        <w:t>to_id</w:t>
+      </w:r>
+      <w:proofErr w:type="spellEnd"/>
+      <w:r>
+        <w:t>=</w:t>
+      </w:r>
+      <w:proofErr w:type="spellStart"/>
+      <w:r>
+        <w:t>alice</w:t>
+      </w:r>
+      <w:proofErr w:type="spellEnd"/>
     </w:p>
     <w:p>
       <w:pPr>
@@ -2519,10 +3115,7 @@
     </w:p>
     <w:p>
       <w:r>
-        <w:t>Message rejected. No ciphertext stored. HTTP 403 error returne</w:t>
-      </w:r>
-      <w:r>
-        <w:t>d.</w:t>
+        <w:t>Message rejected. No ciphertext stored. HTTP 403 error returned.</w:t>
       </w:r>
     </w:p>
     <w:p>
@@ -2572,10 +3165,7 @@
         <w:t xml:space="preserve">Group Messaging: </w:t>
       </w:r>
       <w:r>
-        <w:t xml:space="preserve">Extend 1:1 model to </w:t>
-      </w:r>
-      <w:r>
-        <w:t>N-party conversations</w:t>
+        <w:t>Extend 1:1 model to N-party conversations</w:t>
       </w:r>
     </w:p>
     <w:p>
@@ -2631,10 +3221,7 @@
         <w:t xml:space="preserve">Metadata Privacy: </w:t>
       </w:r>
       <w:r>
-        <w:t xml:space="preserve">Implement cover traffic or </w:t>
-      </w:r>
-      <w:r>
-        <w:t>onion routing</w:t>
+        <w:t>Implement cover traffic or onion routing</w:t>
       </w:r>
     </w:p>
     <w:p>
@@ -2702,10 +3289,7 @@
         <w:pStyle w:val="ListBullet"/>
       </w:pPr>
       <w:r>
-        <w:t>[1] NIST FIPS 186-4 (2013). Elliptic Curve Cryptography Parameters</w:t>
-      </w:r>
-      <w:r>
-        <w:t>.</w:t>
+        <w:t>NIST FIPS 186-4 (2013). Elliptic Curve Cryptography Parameters.</w:t>
       </w:r>
     </w:p>
     <w:p>
@@ -2713,7 +3297,7 @@
         <w:pStyle w:val="ListBullet"/>
       </w:pPr>
       <w:r>
-        <w:t>[2] NIST FIPS 197 (2001). Advanced Encryption Standard (AES).</w:t>
+        <w:t>NIST FIPS 197 (2001). Advanced Encryption Standard (AES).</w:t>
       </w:r>
     </w:p>
     <w:p>
@@ -2721,7 +3305,7 @@
         <w:pStyle w:val="ListBullet"/>
       </w:pPr>
       <w:r>
-        <w:t>[3] IETF RFC 5869 (2010). HKDF-SHA256.</w:t>
+        <w:t>IETF RFC 5869 (2010). HKDF-SHA256.</w:t>
       </w:r>
     </w:p>
     <w:p>
@@ -2729,7 +3313,7 @@
         <w:pStyle w:val="ListBullet"/>
       </w:pPr>
       <w:r>
-        <w:t>[4] IETF RFC 6238 (2011). TOTP: Time-Based One-Time Password.</w:t>
+        <w:t>IETF RFC 6238 (2011). TOTP: Time-Based One-Time Password.</w:t>
       </w:r>
     </w:p>
     <w:p>
@@ -2737,7 +3321,7 @@
         <w:pStyle w:val="ListBullet"/>
       </w:pPr>
       <w:r>
-        <w:t>[5] NIST SP 800-38D (2007). GCM and GMAC Mode Specification.</w:t>
+        <w:t>NIST SP 800-38D (2007). GCM and GMAC Mode Specification.</w:t>
       </w:r>
     </w:p>
     <w:p>
@@ -2752,19 +3336,26 @@
       <w:pPr>
         <w:pStyle w:val="ListBullet"/>
       </w:pPr>
-      <w:r>
-        <w:t>[6]</w:t>
-      </w:r>
-      <w:r>
-        <w:t xml:space="preserve"> passlib: Password Hashing Library. https://passlib.readthedocs.io/</w:t>
+      <w:proofErr w:type="spellStart"/>
+      <w:r>
+        <w:t>passlib</w:t>
+      </w:r>
+      <w:proofErr w:type="spellEnd"/>
+      <w:r>
+        <w:t>: Password Hashing Library. https://passlib.readthedocs.io/</w:t>
       </w:r>
     </w:p>
     <w:p>
       <w:pPr>
         <w:pStyle w:val="ListBullet"/>
       </w:pPr>
-      <w:r>
-        <w:t>[7] pyotp: Python OTP Library. https://github.com/pyauth/pyotp</w:t>
+      <w:proofErr w:type="spellStart"/>
+      <w:r>
+        <w:t>pyotp</w:t>
+      </w:r>
+      <w:proofErr w:type="spellEnd"/>
+      <w:r>
+        <w:t>: Python OTP Library. https://github.com/pyauth/pyotp</w:t>
       </w:r>
     </w:p>
     <w:p>
@@ -2772,18 +3363,20 @@
         <w:pStyle w:val="ListBullet"/>
       </w:pPr>
       <w:r>
-        <w:t>[8] Web Crypto API. https://developer.mozilla.org/en-US/docs/Web/API/Web_Crypto_API</w:t>
+        <w:t>Web Crypto API. https://developer.mozilla.org/en-US/docs/Web/API/Web_Crypto_API</w:t>
       </w:r>
     </w:p>
     <w:p>
       <w:pPr>
         <w:pStyle w:val="ListBullet"/>
       </w:pPr>
-      <w:r>
-        <w:t>[9] FastAPI: Modern Web Framework. https:</w:t>
-      </w:r>
-      <w:r>
-        <w:t>//fastapi.tiangolo.com/</w:t>
+      <w:proofErr w:type="spellStart"/>
+      <w:r>
+        <w:t>FastAPI</w:t>
+      </w:r>
+      <w:proofErr w:type="spellEnd"/>
+      <w:r>
+        <w:t>: Modern Web Framework. https://fastapi.tiangolo.com/</w:t>
       </w:r>
     </w:p>
     <w:p>
@@ -3557,11 +4150,6 @@
     <w:lsdException w:name="Book Title" w:uiPriority="33" w:qFormat="1"/>
     <w:lsdException w:name="Bibliography" w:semiHidden="1" w:uiPriority="37" w:unhideWhenUsed="1"/>
     <w:lsdException w:name="TOC Heading" w:semiHidden="1" w:uiPriority="39" w:unhideWhenUsed="1" w:qFormat="1"/>
-    <w:lsdException w:name="Plain Table 5" w:semiHidden="1" w:unhideWhenUsed="1"/>
-    <w:lsdException w:name="Grid Table Light" w:semiHidden="1" w:unhideWhenUsed="1"/>
-    <w:lsdException w:name="Grid Table 1 Light" w:semiHidden="1" w:unhideWhenUsed="1"/>
-    <w:lsdException w:name="Grid Table 2" w:semiHidden="1" w:unhideWhenUsed="1"/>
-    <w:lsdException w:name="Grid Table 3" w:semiHidden="1" w:unhideWhenUsed="1"/>
     <w:lsdException w:name="Grid Table 4" w:uiPriority="49"/>
     <w:lsdException w:name="Grid Table 5 Dark" w:uiPriority="50"/>
     <w:lsdException w:name="Grid Table 6 Colorful" w:uiPriority="51"/>
